--- a/docs/docx/Metodologia_cientifica_BikeEnergyLab_1.0.0.docx
+++ b/docs/docx/Metodologia_cientifica_BikeEnergyLab_1.0.0.docx
@@ -341,7 +341,7 @@
                 <w:rFonts w:cs="Calibri"/>
                 <w:lang w:val="es-CO"/>
               </w:rPr>
-              <w:t>6 de octubre de 2026</w:t>
+              <w:t>7 de octubre de 2026</w:t>
             </w:r>
           </w:p>
         </w:tc>
@@ -421,7 +421,7 @@
                 <w:rFonts w:cs="Calibri"/>
                 <w:lang w:val="es-CO"/>
               </w:rPr>
-              <w:t>Plantillas e interfaz ilustrada del 6 de octubre de 2026</w:t>
+              <w:t>Revisión editorial del 7 de octubre de 2026</w:t>
             </w:r>
           </w:p>
         </w:tc>
@@ -506,86 +506,6 @@
           </w:p>
         </w:tc>
       </w:tr>
-      <w:tr>
-        <w:trPr>
-          <w:cantSplit/>
-          <w:trHeight w:val="368"/>
-        </w:trPr>
-        <w:tc>
-          <w:tcPr>
-            <w:tcW w:w="1800" w:type="dxa"/>
-            <w:tcBorders>
-              <w:top w:val="single" w:sz="1" w:space="0" w:color="BFBFBF"/>
-              <w:left w:val="single" w:sz="1" w:space="0" w:color="BFBFBF"/>
-              <w:bottom w:val="single" w:sz="1" w:space="0" w:color="BFBFBF"/>
-              <w:right w:val="single" w:sz="1" w:space="0" w:color="BFBFBF"/>
-            </w:tcBorders>
-            <w:shd w:val="clear" w:color="auto" w:fill="BDD7EE"/>
-            <w:tcMar>
-              <w:top w:w="80" w:type="dxa"/>
-              <w:left w:w="100" w:type="dxa"/>
-              <w:bottom w:w="80" w:type="dxa"/>
-              <w:right w:w="100" w:type="dxa"/>
-            </w:tcMar>
-            <w:vAlign w:val="center"/>
-          </w:tcPr>
-          <w:p>
-            <w:pPr>
-              <w:spacing w:line="240" w:lineRule="auto"/>
-              <w:jc w:val="left"/>
-              <w:rPr>
-                <w:rFonts w:cs="Calibri"/>
-                <w:lang w:val="es-CO"/>
-              </w:rPr>
-            </w:pPr>
-            <w:r>
-              <w:rPr>
-                <w:rFonts w:cs="Calibri"/>
-                <w:b/>
-                <w:bCs/>
-                <w:lang w:val="es-CO"/>
-              </w:rPr>
-              <w:t>Repositorio</w:t>
-            </w:r>
-          </w:p>
-        </w:tc>
-        <w:tc>
-          <w:tcPr>
-            <w:tcW w:w="3239" w:type="dxa"/>
-            <w:tcBorders>
-              <w:top w:val="single" w:sz="1" w:space="0" w:color="BFBFBF"/>
-              <w:left w:val="single" w:sz="1" w:space="0" w:color="BFBFBF"/>
-              <w:bottom w:val="single" w:sz="1" w:space="0" w:color="BFBFBF"/>
-              <w:right w:val="single" w:sz="1" w:space="0" w:color="BFBFBF"/>
-            </w:tcBorders>
-            <w:shd w:val="clear" w:color="auto" w:fill="F2F2F2"/>
-            <w:tcMar>
-              <w:top w:w="80" w:type="dxa"/>
-              <w:left w:w="100" w:type="dxa"/>
-              <w:bottom w:w="80" w:type="dxa"/>
-              <w:right w:w="100" w:type="dxa"/>
-            </w:tcMar>
-            <w:vAlign w:val="center"/>
-          </w:tcPr>
-          <w:p>
-            <w:pPr>
-              <w:spacing w:line="240" w:lineRule="auto"/>
-              <w:jc w:val="left"/>
-              <w:rPr>
-                <w:rFonts w:cs="Calibri"/>
-                <w:lang w:val="es-CO"/>
-              </w:rPr>
-            </w:pPr>
-            <w:r>
-              <w:rPr>
-                <w:rFonts w:cs="Calibri"/>
-                <w:lang w:val="es-CO"/>
-              </w:rPr>
-              <w:t>https://github.com/fjburgosf/BikeEnergyLab</w:t>
-            </w:r>
-          </w:p>
-        </w:tc>
-      </w:tr>
     </w:tbl>
     <w:p>
       <w:pPr>
@@ -641,7 +561,7 @@
       <w:r>
         <w:fldChar w:fldCharType="separate"/>
       </w:r>
-      <w:hyperlink w:anchor="_Toc242195429" w:history="1">
+      <w:hyperlink w:anchor="_Toc242290358" w:history="1">
         <w:r>
           <w:rPr>
             <w:rStyle w:val="Hyperlink"/>
@@ -668,7 +588,7 @@
             <w:noProof/>
             <w:webHidden/>
           </w:rPr>
-          <w:instrText xml:space="preserve"> PAGEREF _Toc242195429 \h </w:instrText>
+          <w:instrText xml:space="preserve"> PAGEREF _Toc242290358 \h </w:instrText>
         </w:r>
         <w:r>
           <w:rPr>
@@ -713,7 +633,7 @@
           <w:lang w:val="es-CO" w:eastAsia="es-CO"/>
         </w:rPr>
       </w:pPr>
-      <w:hyperlink w:anchor="_Toc242195430" w:history="1">
+      <w:hyperlink w:anchor="_Toc242290359" w:history="1">
         <w:r>
           <w:rPr>
             <w:rStyle w:val="Hyperlink"/>
@@ -740,7 +660,7 @@
             <w:noProof/>
             <w:webHidden/>
           </w:rPr>
-          <w:instrText xml:space="preserve"> PAGEREF _Toc242195430 \h </w:instrText>
+          <w:instrText xml:space="preserve"> PAGEREF _Toc242290359 \h </w:instrText>
         </w:r>
         <w:r>
           <w:rPr>
@@ -785,7 +705,7 @@
           <w:lang w:val="es-CO" w:eastAsia="es-CO"/>
         </w:rPr>
       </w:pPr>
-      <w:hyperlink w:anchor="_Toc242195431" w:history="1">
+      <w:hyperlink w:anchor="_Toc242290360" w:history="1">
         <w:r>
           <w:rPr>
             <w:rStyle w:val="Hyperlink"/>
@@ -812,7 +732,7 @@
             <w:noProof/>
             <w:webHidden/>
           </w:rPr>
-          <w:instrText xml:space="preserve"> PAGEREF _Toc242195431 \h </w:instrText>
+          <w:instrText xml:space="preserve"> PAGEREF _Toc242290360 \h </w:instrText>
         </w:r>
         <w:r>
           <w:rPr>
@@ -857,7 +777,7 @@
           <w:lang w:val="es-CO" w:eastAsia="es-CO"/>
         </w:rPr>
       </w:pPr>
-      <w:hyperlink w:anchor="_Toc242195432" w:history="1">
+      <w:hyperlink w:anchor="_Toc242290361" w:history="1">
         <w:r>
           <w:rPr>
             <w:rStyle w:val="Hyperlink"/>
@@ -884,7 +804,7 @@
             <w:noProof/>
             <w:webHidden/>
           </w:rPr>
-          <w:instrText xml:space="preserve"> PAGEREF _Toc242195432 \h </w:instrText>
+          <w:instrText xml:space="preserve"> PAGEREF _Toc242290361 \h </w:instrText>
         </w:r>
         <w:r>
           <w:rPr>
@@ -929,7 +849,7 @@
           <w:lang w:val="es-CO" w:eastAsia="es-CO"/>
         </w:rPr>
       </w:pPr>
-      <w:hyperlink w:anchor="_Toc242195433" w:history="1">
+      <w:hyperlink w:anchor="_Toc242290362" w:history="1">
         <w:r>
           <w:rPr>
             <w:rStyle w:val="Hyperlink"/>
@@ -956,7 +876,7 @@
             <w:noProof/>
             <w:webHidden/>
           </w:rPr>
-          <w:instrText xml:space="preserve"> PAGEREF _Toc242195433 \h </w:instrText>
+          <w:instrText xml:space="preserve"> PAGEREF _Toc242290362 \h </w:instrText>
         </w:r>
         <w:r>
           <w:rPr>
@@ -1001,7 +921,7 @@
           <w:lang w:val="es-CO" w:eastAsia="es-CO"/>
         </w:rPr>
       </w:pPr>
-      <w:hyperlink w:anchor="_Toc242195434" w:history="1">
+      <w:hyperlink w:anchor="_Toc242290363" w:history="1">
         <w:r>
           <w:rPr>
             <w:rStyle w:val="Hyperlink"/>
@@ -1028,7 +948,7 @@
             <w:noProof/>
             <w:webHidden/>
           </w:rPr>
-          <w:instrText xml:space="preserve"> PAGEREF _Toc242195434 \h </w:instrText>
+          <w:instrText xml:space="preserve"> PAGEREF _Toc242290363 \h </w:instrText>
         </w:r>
         <w:r>
           <w:rPr>
@@ -1073,7 +993,7 @@
           <w:lang w:val="es-CO" w:eastAsia="es-CO"/>
         </w:rPr>
       </w:pPr>
-      <w:hyperlink w:anchor="_Toc242195435" w:history="1">
+      <w:hyperlink w:anchor="_Toc242290364" w:history="1">
         <w:r>
           <w:rPr>
             <w:rStyle w:val="Hyperlink"/>
@@ -1100,7 +1020,7 @@
             <w:noProof/>
             <w:webHidden/>
           </w:rPr>
-          <w:instrText xml:space="preserve"> PAGEREF _Toc242195435 \h </w:instrText>
+          <w:instrText xml:space="preserve"> PAGEREF _Toc242290364 \h </w:instrText>
         </w:r>
         <w:r>
           <w:rPr>
@@ -1145,7 +1065,7 @@
           <w:lang w:val="es-CO" w:eastAsia="es-CO"/>
         </w:rPr>
       </w:pPr>
-      <w:hyperlink w:anchor="_Toc242195436" w:history="1">
+      <w:hyperlink w:anchor="_Toc242290365" w:history="1">
         <w:r>
           <w:rPr>
             <w:rStyle w:val="Hyperlink"/>
@@ -1172,7 +1092,7 @@
             <w:noProof/>
             <w:webHidden/>
           </w:rPr>
-          <w:instrText xml:space="preserve"> PAGEREF _Toc242195436 \h </w:instrText>
+          <w:instrText xml:space="preserve"> PAGEREF _Toc242290365 \h </w:instrText>
         </w:r>
         <w:r>
           <w:rPr>
@@ -1217,7 +1137,7 @@
           <w:lang w:val="es-CO" w:eastAsia="es-CO"/>
         </w:rPr>
       </w:pPr>
-      <w:hyperlink w:anchor="_Toc242195437" w:history="1">
+      <w:hyperlink w:anchor="_Toc242290366" w:history="1">
         <w:r>
           <w:rPr>
             <w:rStyle w:val="Hyperlink"/>
@@ -1244,7 +1164,7 @@
             <w:noProof/>
             <w:webHidden/>
           </w:rPr>
-          <w:instrText xml:space="preserve"> PAGEREF _Toc242195437 \h </w:instrText>
+          <w:instrText xml:space="preserve"> PAGEREF _Toc242290366 \h </w:instrText>
         </w:r>
         <w:r>
           <w:rPr>
@@ -1289,7 +1209,7 @@
           <w:lang w:val="es-CO" w:eastAsia="es-CO"/>
         </w:rPr>
       </w:pPr>
-      <w:hyperlink w:anchor="_Toc242195438" w:history="1">
+      <w:hyperlink w:anchor="_Toc242290367" w:history="1">
         <w:r>
           <w:rPr>
             <w:rStyle w:val="Hyperlink"/>
@@ -1316,7 +1236,7 @@
             <w:noProof/>
             <w:webHidden/>
           </w:rPr>
-          <w:instrText xml:space="preserve"> PAGEREF _Toc242195438 \h </w:instrText>
+          <w:instrText xml:space="preserve"> PAGEREF _Toc242290367 \h </w:instrText>
         </w:r>
         <w:r>
           <w:rPr>
@@ -1361,7 +1281,7 @@
           <w:lang w:val="es-CO" w:eastAsia="es-CO"/>
         </w:rPr>
       </w:pPr>
-      <w:hyperlink w:anchor="_Toc242195439" w:history="1">
+      <w:hyperlink w:anchor="_Toc242290368" w:history="1">
         <w:r>
           <w:rPr>
             <w:rStyle w:val="Hyperlink"/>
@@ -1388,7 +1308,7 @@
             <w:noProof/>
             <w:webHidden/>
           </w:rPr>
-          <w:instrText xml:space="preserve"> PAGEREF _Toc242195439 \h </w:instrText>
+          <w:instrText xml:space="preserve"> PAGEREF _Toc242290368 \h </w:instrText>
         </w:r>
         <w:r>
           <w:rPr>
@@ -1433,7 +1353,7 @@
           <w:lang w:val="es-CO" w:eastAsia="es-CO"/>
         </w:rPr>
       </w:pPr>
-      <w:hyperlink w:anchor="_Toc242195440" w:history="1">
+      <w:hyperlink w:anchor="_Toc242290369" w:history="1">
         <w:r>
           <w:rPr>
             <w:rStyle w:val="Hyperlink"/>
@@ -1460,7 +1380,7 @@
             <w:noProof/>
             <w:webHidden/>
           </w:rPr>
-          <w:instrText xml:space="preserve"> PAGEREF _Toc242195440 \h </w:instrText>
+          <w:instrText xml:space="preserve"> PAGEREF _Toc242290369 \h </w:instrText>
         </w:r>
         <w:r>
           <w:rPr>
@@ -1505,7 +1425,7 @@
           <w:lang w:val="es-CO" w:eastAsia="es-CO"/>
         </w:rPr>
       </w:pPr>
-      <w:hyperlink w:anchor="_Toc242195441" w:history="1">
+      <w:hyperlink w:anchor="_Toc242290370" w:history="1">
         <w:r>
           <w:rPr>
             <w:rStyle w:val="Hyperlink"/>
@@ -1532,7 +1452,7 @@
             <w:noProof/>
             <w:webHidden/>
           </w:rPr>
-          <w:instrText xml:space="preserve"> PAGEREF _Toc242195441 \h </w:instrText>
+          <w:instrText xml:space="preserve"> PAGEREF _Toc242290370 \h </w:instrText>
         </w:r>
         <w:r>
           <w:rPr>
@@ -1577,7 +1497,7 @@
           <w:lang w:val="es-CO" w:eastAsia="es-CO"/>
         </w:rPr>
       </w:pPr>
-      <w:hyperlink w:anchor="_Toc242195442" w:history="1">
+      <w:hyperlink w:anchor="_Toc242290371" w:history="1">
         <w:r>
           <w:rPr>
             <w:rStyle w:val="Hyperlink"/>
@@ -1604,7 +1524,7 @@
             <w:noProof/>
             <w:webHidden/>
           </w:rPr>
-          <w:instrText xml:space="preserve"> PAGEREF _Toc242195442 \h </w:instrText>
+          <w:instrText xml:space="preserve"> PAGEREF _Toc242290371 \h </w:instrText>
         </w:r>
         <w:r>
           <w:rPr>
@@ -1649,7 +1569,7 @@
           <w:lang w:val="es-CO" w:eastAsia="es-CO"/>
         </w:rPr>
       </w:pPr>
-      <w:hyperlink w:anchor="_Toc242195443" w:history="1">
+      <w:hyperlink w:anchor="_Toc242290372" w:history="1">
         <w:r>
           <w:rPr>
             <w:rStyle w:val="Hyperlink"/>
@@ -1676,7 +1596,7 @@
             <w:noProof/>
             <w:webHidden/>
           </w:rPr>
-          <w:instrText xml:space="preserve"> PAGEREF _Toc242195443 \h </w:instrText>
+          <w:instrText xml:space="preserve"> PAGEREF _Toc242290372 \h </w:instrText>
         </w:r>
         <w:r>
           <w:rPr>
@@ -1721,7 +1641,7 @@
           <w:lang w:val="es-CO" w:eastAsia="es-CO"/>
         </w:rPr>
       </w:pPr>
-      <w:hyperlink w:anchor="_Toc242195444" w:history="1">
+      <w:hyperlink w:anchor="_Toc242290373" w:history="1">
         <w:r>
           <w:rPr>
             <w:rStyle w:val="Hyperlink"/>
@@ -1748,7 +1668,7 @@
             <w:noProof/>
             <w:webHidden/>
           </w:rPr>
-          <w:instrText xml:space="preserve"> PAGEREF _Toc242195444 \h </w:instrText>
+          <w:instrText xml:space="preserve"> PAGEREF _Toc242290373 \h </w:instrText>
         </w:r>
         <w:r>
           <w:rPr>
@@ -1793,7 +1713,7 @@
           <w:lang w:val="es-CO" w:eastAsia="es-CO"/>
         </w:rPr>
       </w:pPr>
-      <w:hyperlink w:anchor="_Toc242195445" w:history="1">
+      <w:hyperlink w:anchor="_Toc242290374" w:history="1">
         <w:r>
           <w:rPr>
             <w:rStyle w:val="Hyperlink"/>
@@ -1820,7 +1740,7 @@
             <w:noProof/>
             <w:webHidden/>
           </w:rPr>
-          <w:instrText xml:space="preserve"> PAGEREF _Toc242195445 \h </w:instrText>
+          <w:instrText xml:space="preserve"> PAGEREF _Toc242290374 \h </w:instrText>
         </w:r>
         <w:r>
           <w:rPr>
@@ -1865,7 +1785,7 @@
           <w:lang w:val="es-CO" w:eastAsia="es-CO"/>
         </w:rPr>
       </w:pPr>
-      <w:hyperlink w:anchor="_Toc242195446" w:history="1">
+      <w:hyperlink w:anchor="_Toc242290375" w:history="1">
         <w:r>
           <w:rPr>
             <w:rStyle w:val="Hyperlink"/>
@@ -1892,7 +1812,7 @@
             <w:noProof/>
             <w:webHidden/>
           </w:rPr>
-          <w:instrText xml:space="preserve"> PAGEREF _Toc242195446 \h </w:instrText>
+          <w:instrText xml:space="preserve"> PAGEREF _Toc242290375 \h </w:instrText>
         </w:r>
         <w:r>
           <w:rPr>
@@ -1937,7 +1857,7 @@
           <w:lang w:val="es-CO" w:eastAsia="es-CO"/>
         </w:rPr>
       </w:pPr>
-      <w:hyperlink w:anchor="_Toc242195447" w:history="1">
+      <w:hyperlink w:anchor="_Toc242290376" w:history="1">
         <w:r>
           <w:rPr>
             <w:rStyle w:val="Hyperlink"/>
@@ -1964,7 +1884,7 @@
             <w:noProof/>
             <w:webHidden/>
           </w:rPr>
-          <w:instrText xml:space="preserve"> PAGEREF _Toc242195447 \h </w:instrText>
+          <w:instrText xml:space="preserve"> PAGEREF _Toc242290376 \h </w:instrText>
         </w:r>
         <w:r>
           <w:rPr>
@@ -2009,7 +1929,7 @@
           <w:lang w:val="es-CO" w:eastAsia="es-CO"/>
         </w:rPr>
       </w:pPr>
-      <w:hyperlink w:anchor="_Toc242195448" w:history="1">
+      <w:hyperlink w:anchor="_Toc242290377" w:history="1">
         <w:r>
           <w:rPr>
             <w:rStyle w:val="Hyperlink"/>
@@ -2036,7 +1956,7 @@
             <w:noProof/>
             <w:webHidden/>
           </w:rPr>
-          <w:instrText xml:space="preserve"> PAGEREF _Toc242195448 \h </w:instrText>
+          <w:instrText xml:space="preserve"> PAGEREF _Toc242290377 \h </w:instrText>
         </w:r>
         <w:r>
           <w:rPr>
@@ -2081,7 +2001,7 @@
           <w:lang w:val="es-CO" w:eastAsia="es-CO"/>
         </w:rPr>
       </w:pPr>
-      <w:hyperlink w:anchor="_Toc242195449" w:history="1">
+      <w:hyperlink w:anchor="_Toc242290378" w:history="1">
         <w:r>
           <w:rPr>
             <w:rStyle w:val="Hyperlink"/>
@@ -2108,7 +2028,7 @@
             <w:noProof/>
             <w:webHidden/>
           </w:rPr>
-          <w:instrText xml:space="preserve"> PAGEREF _Toc242195449 \h </w:instrText>
+          <w:instrText xml:space="preserve"> PAGEREF _Toc242290378 \h </w:instrText>
         </w:r>
         <w:r>
           <w:rPr>
@@ -2153,7 +2073,7 @@
           <w:lang w:val="es-CO" w:eastAsia="es-CO"/>
         </w:rPr>
       </w:pPr>
-      <w:hyperlink w:anchor="_Toc242195450" w:history="1">
+      <w:hyperlink w:anchor="_Toc242290379" w:history="1">
         <w:r>
           <w:rPr>
             <w:rStyle w:val="Hyperlink"/>
@@ -2180,7 +2100,7 @@
             <w:noProof/>
             <w:webHidden/>
           </w:rPr>
-          <w:instrText xml:space="preserve"> PAGEREF _Toc242195450 \h </w:instrText>
+          <w:instrText xml:space="preserve"> PAGEREF _Toc242290379 \h </w:instrText>
         </w:r>
         <w:r>
           <w:rPr>
@@ -2225,7 +2145,7 @@
           <w:lang w:val="es-CO" w:eastAsia="es-CO"/>
         </w:rPr>
       </w:pPr>
-      <w:hyperlink w:anchor="_Toc242195451" w:history="1">
+      <w:hyperlink w:anchor="_Toc242290380" w:history="1">
         <w:r>
           <w:rPr>
             <w:rStyle w:val="Hyperlink"/>
@@ -2252,7 +2172,7 @@
             <w:noProof/>
             <w:webHidden/>
           </w:rPr>
-          <w:instrText xml:space="preserve"> PAGEREF _Toc242195451 \h </w:instrText>
+          <w:instrText xml:space="preserve"> PAGEREF _Toc242290380 \h </w:instrText>
         </w:r>
         <w:r>
           <w:rPr>
@@ -2297,7 +2217,7 @@
           <w:lang w:val="es-CO" w:eastAsia="es-CO"/>
         </w:rPr>
       </w:pPr>
-      <w:hyperlink w:anchor="_Toc242195452" w:history="1">
+      <w:hyperlink w:anchor="_Toc242290381" w:history="1">
         <w:r>
           <w:rPr>
             <w:rStyle w:val="Hyperlink"/>
@@ -2324,7 +2244,7 @@
             <w:noProof/>
             <w:webHidden/>
           </w:rPr>
-          <w:instrText xml:space="preserve"> PAGEREF _Toc242195452 \h </w:instrText>
+          <w:instrText xml:space="preserve"> PAGEREF _Toc242290381 \h </w:instrText>
         </w:r>
         <w:r>
           <w:rPr>
@@ -2369,7 +2289,7 @@
           <w:lang w:val="es-CO" w:eastAsia="es-CO"/>
         </w:rPr>
       </w:pPr>
-      <w:hyperlink w:anchor="_Toc242195453" w:history="1">
+      <w:hyperlink w:anchor="_Toc242290382" w:history="1">
         <w:r>
           <w:rPr>
             <w:rStyle w:val="Hyperlink"/>
@@ -2396,7 +2316,7 @@
             <w:noProof/>
             <w:webHidden/>
           </w:rPr>
-          <w:instrText xml:space="preserve"> PAGEREF _Toc242195453 \h </w:instrText>
+          <w:instrText xml:space="preserve"> PAGEREF _Toc242290382 \h </w:instrText>
         </w:r>
         <w:r>
           <w:rPr>
@@ -2441,7 +2361,7 @@
           <w:lang w:val="es-CO" w:eastAsia="es-CO"/>
         </w:rPr>
       </w:pPr>
-      <w:hyperlink w:anchor="_Toc242195454" w:history="1">
+      <w:hyperlink w:anchor="_Toc242290383" w:history="1">
         <w:r>
           <w:rPr>
             <w:rStyle w:val="Hyperlink"/>
@@ -2468,7 +2388,7 @@
             <w:noProof/>
             <w:webHidden/>
           </w:rPr>
-          <w:instrText xml:space="preserve"> PAGEREF _Toc242195454 \h </w:instrText>
+          <w:instrText xml:space="preserve"> PAGEREF _Toc242290383 \h </w:instrText>
         </w:r>
         <w:r>
           <w:rPr>
@@ -2519,7 +2439,7 @@
       <w:pPr>
         <w:pStyle w:val="Heading1"/>
       </w:pPr>
-      <w:bookmarkStart w:id="0" w:name="_Toc242195429"/>
+      <w:bookmarkStart w:id="0" w:name="_Toc242290358"/>
       <w:r>
         <w:lastRenderedPageBreak/>
         <w:t>1. Introducción y alcance</w:t>
@@ -2530,7 +2450,7 @@
       <w:pPr>
         <w:pStyle w:val="Heading2"/>
       </w:pPr>
-      <w:bookmarkStart w:id="1" w:name="_Toc242195430"/>
+      <w:bookmarkStart w:id="1" w:name="_Toc242290359"/>
       <w:r>
         <w:t>1.1 Pregunta de investigación y alcance</w:t>
       </w:r>
@@ -2561,7 +2481,7 @@
       <w:pPr>
         <w:pStyle w:val="Heading1"/>
       </w:pPr>
-      <w:bookmarkStart w:id="2" w:name="_Toc242195431"/>
+      <w:bookmarkStart w:id="2" w:name="_Toc242290360"/>
       <w:r>
         <w:lastRenderedPageBreak/>
         <w:t>2. Unidades y convenciones</w:t>
@@ -2572,7 +2492,7 @@
       <w:pPr>
         <w:pStyle w:val="Heading2"/>
       </w:pPr>
-      <w:bookmarkStart w:id="3" w:name="_Toc242195432"/>
+      <w:bookmarkStart w:id="3" w:name="_Toc242290361"/>
       <w:r>
         <w:t>2.1 Unidades y convenciones</w:t>
       </w:r>
@@ -3149,7 +3069,7 @@
       <w:pPr>
         <w:pStyle w:val="Heading1"/>
       </w:pPr>
-      <w:bookmarkStart w:id="4" w:name="_Toc242195433"/>
+      <w:bookmarkStart w:id="4" w:name="_Toc242290362"/>
       <w:r>
         <w:lastRenderedPageBreak/>
         <w:t>3. Fuerzas y sistema de propulsión</w:t>
@@ -3160,7 +3080,7 @@
       <w:pPr>
         <w:pStyle w:val="Heading2"/>
       </w:pPr>
-      <w:bookmarkStart w:id="5" w:name="_Toc242195434"/>
+      <w:bookmarkStart w:id="5" w:name="_Toc242290363"/>
       <w:r>
         <w:t>3.1 Fuerzas y potencia longitudinal</w:t>
       </w:r>
@@ -4021,19 +3941,19 @@
     </w:p>
     <w:p>
       <w:r>
-        <w:t>La forma con signo de la fuerza aerodinámica permite que un viento posterior más rápido que la bicicleta aporte fuerza favorable. Elevar al cuadrado la velocidad relativa sin conservar el signo sería incorrecto. A velocidad cero, la potencia longitudinal es cero; la fricción estática queda fuera del modelo y la fuerza de rodadura se anula en reposo.</w:t>
+        <w:t>La forma con signo de la fuerza aerodinámica permite que un viento posterior más rápido que la bicicleta aporte fuerza favorable. Elevar al cuadrado la velocidad relativa sin conservar el signo sería incorrecto. A velocidad cero, la potencia longitudinal es cero. La fricción estática queda fuera del modelo y la fuerza de rodadura se anula en reposo.</w:t>
       </w:r>
     </w:p>
     <w:p>
       <w:r>
-        <w:t>Se usa dinámica inversa con velocidad prescrita. El modelo calcula lo necesario para seguir ese perfil y señala demanda no satisfecha cuando los límites lo impiden. No resuelve una trayectoria de velocidad libre. Se omiten viento transversal, inercia rotacional y dinámica del cambio de marchas. El suavizado y la unión de segmentos son aproximaciones; hace falta comprobar convergencia de la segmentación.</w:t>
+        <w:t>Se usa dinámica inversa con velocidad prescrita. El modelo calcula lo necesario para seguir ese perfil y señala demanda no satisfecha cuando los límites lo impiden. No resuelve una trayectoria de velocidad libre. Se omiten viento transversal, inercia rotacional y dinámica del cambio de marchas. El suavizado y la unión de segmentos son aproximaciones. Hace falta comprobar convergencia de la segmentación.</w:t>
       </w:r>
     </w:p>
     <w:p>
       <w:pPr>
         <w:pStyle w:val="Heading2"/>
       </w:pPr>
-      <w:bookmarkStart w:id="6" w:name="_Toc242195435"/>
+      <w:bookmarkStart w:id="6" w:name="_Toc242290364"/>
       <w:r>
         <w:t>3.2 Ciclista transmisión y motor</w:t>
       </w:r>
@@ -4484,7 +4404,7 @@
     </w:p>
     <w:p>
       <w:r>
-        <w:t>La asistencia demand ordena una fracción de la demanda; proportional depende del aporte humano multiplicado por la relación de asistencia. Se aplican límites mecánicos, torque equivalente y corte de velocidad configurables. No se supone una normativa territorial. La eficiencia usa una constante o un mapa bilineal en velocidad angular equivalente y torque; se informa si un punto queda fuera de su dominio.</w:t>
+        <w:t>La asistencia demand ordena una fracción de la demanda. Proportional depende del aporte humano multiplicado por la relación de asistencia. Se aplican límites mecánicos, torque equivalente y corte de velocidad configurables. No se supone una normativa territorial. La eficiencia usa una constante o un mapa bilineal en velocidad angular equivalente y torque. Se informa si un punto queda fuera de su dominio.</w:t>
       </w:r>
     </w:p>
     <w:p>
@@ -4501,7 +4421,7 @@
       <w:pPr>
         <w:pStyle w:val="Heading1"/>
       </w:pPr>
-      <w:bookmarkStart w:id="7" w:name="_Toc242195436"/>
+      <w:bookmarkStart w:id="7" w:name="_Toc242290365"/>
       <w:r>
         <w:lastRenderedPageBreak/>
         <w:t>4. Batería y balance energético</w:t>
@@ -4512,7 +4432,7 @@
       <w:pPr>
         <w:pStyle w:val="Heading2"/>
       </w:pPr>
-      <w:bookmarkStart w:id="8" w:name="_Toc242195437"/>
+      <w:bookmarkStart w:id="8" w:name="_Toc242290366"/>
       <w:r>
         <w:t>4.1 Batería energética y estado de carga</w:t>
       </w:r>
@@ -4962,14 +4882,14 @@
     </w:p>
     <w:p>
       <w:r>
-        <w:t>La actualización de SOC usa potencia terminal con signo positivo de descarga. Si la temperatura cambia, se usa una aproximación de capacidad efectiva local; no representa retraso térmico ni liberación reversible de capacidad. Sin curvas empíricas no se introduce una pérdida de capacidad por frío. Fuera del dominio de una curva definida se rechaza la extrapolación.</w:t>
+        <w:t>La actualización de SOC usa potencia terminal con signo positivo de descarga. Si la temperatura cambia, se usa una aproximación de capacidad efectiva local. No representa retraso térmico ni liberación reversible de capacidad. Sin curvas empíricas no se introduce una pérdida de capacidad por frío. Fuera del dominio de una curva definida se rechaza la extrapolación.</w:t>
       </w:r>
     </w:p>
     <w:p>
       <w:pPr>
         <w:pStyle w:val="Heading2"/>
       </w:pPr>
-      <w:bookmarkStart w:id="9" w:name="_Toc242195438"/>
+      <w:bookmarkStart w:id="9" w:name="_Toc242290367"/>
       <w:r>
         <w:t>4.2 Circuito equivalente de batería</w:t>
       </w:r>
@@ -5408,14 +5328,14 @@
     </w:p>
     <w:p>
       <w:r>
-        <w:t>La energía terminal y la potencia química OCV por I son distintas y se exportan por separado. Ah requiere caracterización propia; cambiar Wh no modifica automáticamente la capacidad de conteo de carga. OCV, R0, R1 y C1 iniciales son ilustrativos. El voltaje se evalúa al inicio del subpaso; reducir dt y comprobar convergencia es necesario. No se modelan envejecimiento, electroquímica detallada ni temperatura interna.</w:t>
+        <w:t>La energía terminal y la potencia química OCV por I son distintas y se exportan por separado. Ah requiere caracterización propia. Cambiar Wh no modifica automáticamente la capacidad de conteo de carga. OCV, R0, R1 y C1 iniciales son ilustrativos. El voltaje se evalúa al inicio del subpaso. Reducir dt y comprobar convergencia es necesario. No se modelan envejecimiento, electroquímica detallada ni temperatura interna.</w:t>
       </w:r>
     </w:p>
     <w:p>
       <w:pPr>
         <w:pStyle w:val="Heading2"/>
       </w:pPr>
-      <w:bookmarkStart w:id="10" w:name="_Toc242195439"/>
+      <w:bookmarkStart w:id="10" w:name="_Toc242290368"/>
       <w:r>
         <w:t>4.3 Límites regeneración y balance</w:t>
       </w:r>
@@ -5569,7 +5489,7 @@
     <w:p>
       <w:r>
         <w:lastRenderedPageBreak/>
-        <w:t>El balance completo suma contribuciones mecánicas con signo, pérdidas de transmisión y motor, conversión regenerativa, disipación de frenado, auxiliares y demanda no satisfecha. energy_balance_error_w comprueba la identidad implementada. La recuperación se informa aparte; no debe restarse de nuevo a la energía de pendiente, porque duplicaría el efecto del descenso.</w:t>
+        <w:t>El balance completo suma contribuciones mecánicas con signo, pérdidas de transmisión y motor, conversión regenerativa, disipación de frenado, auxiliares y demanda no satisfecha. energy_balance_error_w comprueba la identidad implementada. La recuperación se informa aparte. No debe restarse de nuevo a la energía de pendiente, porque duplicaría el efecto del descenso.</w:t>
       </w:r>
     </w:p>
     <w:p>
@@ -5586,7 +5506,7 @@
       <w:pPr>
         <w:pStyle w:val="Heading1"/>
       </w:pPr>
-      <w:bookmarkStart w:id="11" w:name="_Toc242195440"/>
+      <w:bookmarkStart w:id="11" w:name="_Toc242290369"/>
       <w:r>
         <w:lastRenderedPageBreak/>
         <w:t>5. Calibración y aprendizaje residual</w:t>
@@ -5597,7 +5517,7 @@
       <w:pPr>
         <w:pStyle w:val="Heading2"/>
       </w:pPr>
-      <w:bookmarkStart w:id="12" w:name="_Toc242195441"/>
+      <w:bookmarkStart w:id="12" w:name="_Toc242290370"/>
       <w:r>
         <w:t>5.1 Calibración e identificabilidad</w:t>
       </w:r>
@@ -5860,7 +5780,7 @@
       <w:pPr>
         <w:pStyle w:val="Heading2"/>
       </w:pPr>
-      <w:bookmarkStart w:id="13" w:name="_Toc242195442"/>
+      <w:bookmarkStart w:id="13" w:name="_Toc242290371"/>
       <w:r>
         <w:t>5.2 Aprendizaje residual y modelos comparados</w:t>
       </w:r>
@@ -6366,14 +6286,14 @@
     </w:p>
     <w:p>
       <w:r>
-        <w:t>Las características incluyen medias temporales de velocidad, velocidad cúbica, aceleración, pendiente con signo y positiva, viento, temperatura, potencia humana, masa, asistencia, Crr y variación de velocidad. Estos resúmenes descartan parte de la secuencia de la ruta. Un piso numérico de escala 1e-6 evita que redondeo en columnas casi constantes produzca soporte OOD artificialmente extremo; no representa precisión de sensor.</w:t>
+        <w:t>Las características incluyen medias temporales de velocidad, velocidad cúbica, aceleración, pendiente con signo y positiva, viento, temperatura, potencia humana, masa, asistencia, Crr y variación de velocidad. Estos resúmenes descartan parte de la secuencia de la ruta. Un piso numérico de escala 1e-6 evita que redondeo en columnas casi constantes produzca soporte OOD artificialmente extremo. No representa precisión de sensor.</w:t>
       </w:r>
     </w:p>
     <w:p>
       <w:pPr>
         <w:pStyle w:val="Heading2"/>
       </w:pPr>
-      <w:bookmarkStart w:id="14" w:name="_Toc242195443"/>
+      <w:bookmarkStart w:id="14" w:name="_Toc242290372"/>
       <w:r>
         <w:t>5.3 Compuerta de confianza y soporte OOD</w:t>
       </w:r>
@@ -6577,7 +6497,7 @@
       <w:pPr>
         <w:pStyle w:val="Heading1"/>
       </w:pPr>
-      <w:bookmarkStart w:id="15" w:name="_Toc242195444"/>
+      <w:bookmarkStart w:id="15" w:name="_Toc242290373"/>
       <w:r>
         <w:lastRenderedPageBreak/>
         <w:t>6. Incertidumbre misión y sensibilidad</w:t>
@@ -6588,7 +6508,7 @@
       <w:pPr>
         <w:pStyle w:val="Heading2"/>
       </w:pPr>
-      <w:bookmarkStart w:id="16" w:name="_Toc242195445"/>
+      <w:bookmarkStart w:id="16" w:name="_Toc242290374"/>
       <w:r>
         <w:t>6.1 Intervalos y propagación de incertidumbre</w:t>
       </w:r>
@@ -6757,12 +6677,12 @@
     </w:p>
     <w:p>
       <w:r>
-        <w:t>La calibración conformal usa grupos independientes y errores absolutos en Wh/km. El rango del cuantil k usa n rutas de calibración y cobertura c; para 95% se necesitan al menos 19 rutas. Cada modelo usa sus propios errores retenidos. Las garantías finitas requieren intercambiabilidad, por lo que la cobertura OOD se mide y no se garantiza.</w:t>
+        <w:t>La calibración conformal usa grupos independientes y errores absolutos en Wh/km. El rango del cuantil k usa n rutas de calibración y cobertura c. Para 95% se necesitan al menos 19 rutas. Cada modelo usa sus propios errores retenidos. Las garantías finitas requieren intercambiabilidad, por lo que la cobertura OOD se mide y no se garantiza.</w:t>
       </w:r>
     </w:p>
     <w:p>
       <w:r>
-        <w:t>Monte Carlo muestrea distribuciones físicas configuradas, normales truncadas o uniformes, y admite una distribución gaussiana conjunta acotada. La covarianza local de calibración, si se utiliza, conserva su carácter aproximado. Se pueden propagar errores de elevación con el filtro mediano registrado. Los perfiles temporales tienen prioridad; se rechaza incertidumbre escalar que no pudiera afectar al perfil.</w:t>
+        <w:t>Monte Carlo muestrea distribuciones físicas configuradas, normales truncadas o uniformes, y admite una distribución gaussiana conjunta acotada. La covarianza local de calibración, si se utiliza, conserva su carácter aproximado. Se pueden propagar errores de elevación con el filtro mediano registrado. Los perfiles temporales tienen prioridad. Se rechaza incertidumbre escalar que no pudiera afectar al perfil.</w:t>
       </w:r>
     </w:p>
     <w:p>
@@ -6774,7 +6694,7 @@
       <w:pPr>
         <w:pStyle w:val="Heading2"/>
       </w:pPr>
-      <w:bookmarkStart w:id="17" w:name="_Toc242195446"/>
+      <w:bookmarkStart w:id="17" w:name="_Toc242290375"/>
       <w:r>
         <w:t>6.2 Misión autonomía y trayectorias</w:t>
       </w:r>
@@ -6860,7 +6780,7 @@
       <w:pPr>
         <w:pStyle w:val="Heading2"/>
       </w:pPr>
-      <w:bookmarkStart w:id="18" w:name="_Toc242195447"/>
+      <w:bookmarkStart w:id="18" w:name="_Toc242290376"/>
       <w:r>
         <w:t>6.3 Sensibilidad local y global</w:t>
       </w:r>
@@ -6868,7 +6788,7 @@
     </w:p>
     <w:p>
       <w:r>
-        <w:t>OAT utiliza cambios locales; Spearman usa rangos en un diseño Latin hypercube. Morris estima efectos elementales sobre una malla de niveles pares y conserva media con signo, media absoluta y dispersión. Su dispersión indica no linealidad e interacciones, no error predictivo.</w:t>
+        <w:t>OAT utiliza cambios locales. Spearman usa rangos en un diseño Latin hypercube. Morris estima efectos elementales sobre una malla de niveles pares y conserva media con signo, media absoluta y dispersión. Su dispersión indica no linealidad e interacciones, no error predictivo.</w:t>
       </w:r>
     </w:p>
     <w:p>
@@ -7261,7 +7181,7 @@
     <w:p>
       <w:r>
         <w:lastRenderedPageBreak/>
-        <w:t>El diseño Sobol utiliza A y B y una matriz ABi que sustituye la columna i de A por la de B. Los estimadores de primer orden y total se conservan aunque el muestreo finito produzca valores fuera de 0 a 1. Si la respuesta es constante, se informan índices indefinidos. El bootstrap emparejado aproxima error de diseño. Las entradas son uniformes independientes con límites explícitos; no se aplican índices ordinarios a entradas correlacionadas sin cambiar la interpretación.</w:t>
+        <w:t>El diseño Sobol utiliza A y B y una matriz ABi que sustituye la columna i de A por la de B. Los estimadores de primer orden y total se conservan aunque el muestreo finito produzca valores fuera de 0 a 1. Si la respuesta es constante, se informan índices indefinidos. El bootstrap emparejado aproxima error de diseño. Las entradas son uniformes independientes con límites explícitos. No se aplican índices ordinarios a entradas correlacionadas sin cambiar la interpretación.</w:t>
       </w:r>
     </w:p>
     <w:p>
@@ -7283,7 +7203,7 @@
       <w:pPr>
         <w:pStyle w:val="Heading1"/>
       </w:pPr>
-      <w:bookmarkStart w:id="19" w:name="_Toc242195448"/>
+      <w:bookmarkStart w:id="19" w:name="_Toc242290377"/>
       <w:r>
         <w:lastRenderedPageBreak/>
         <w:t>7. Protocolos y resultados</w:t>
@@ -7294,7 +7214,7 @@
       <w:pPr>
         <w:pStyle w:val="Heading2"/>
       </w:pPr>
-      <w:bookmarkStart w:id="20" w:name="_Toc242195449"/>
+      <w:bookmarkStart w:id="20" w:name="_Toc242290378"/>
       <w:r>
         <w:t>7.1 Protocolos y resultados sintéticos</w:t>
       </w:r>
@@ -7302,7 +7222,7 @@
     </w:p>
     <w:p>
       <w:r>
-        <w:t>Entrenamiento, calibración de intervalos y prueba son grupos disjuntos. El protocolo predictivo usa tres semillas 42, 73 y 109; en cada una hay 60 rutas de entrenamiento, 30 de calibración y 15 de prueba por escenario. Se evalúan ID y siete cambios OOD de morfología, pendiente, temperatura, ciclista, masa, viento y combinación. Se conservan comparación de compuertas y ablaciones.</w:t>
+        <w:t>Entrenamiento, calibración de intervalos y prueba son grupos disjuntos. El protocolo predictivo usa tres semillas 42, 73 y 109. En cada una hay 60 rutas de entrenamiento, 30 de calibración y 15 de prueba por escenario. Se evalúan ID y siete cambios OOD de morfología, pendiente, temperatura, ciclista, masa, viento y combinación. Se conservan comparación de compuertas y ablaciones.</w:t>
       </w:r>
     </w:p>
     <w:tbl>
@@ -8182,7 +8102,7 @@
       <w:pPr>
         <w:pStyle w:val="Heading1"/>
       </w:pPr>
-      <w:bookmarkStart w:id="21" w:name="_Toc242195450"/>
+      <w:bookmarkStart w:id="21" w:name="_Toc242290379"/>
       <w:r>
         <w:lastRenderedPageBreak/>
         <w:t>8. Reproducción y límites</w:t>
@@ -8193,7 +8113,7 @@
       <w:pPr>
         <w:pStyle w:val="Heading2"/>
       </w:pPr>
-      <w:bookmarkStart w:id="22" w:name="_Toc242195451"/>
+      <w:bookmarkStart w:id="22" w:name="_Toc242290380"/>
       <w:r>
         <w:t>8.1 Reproducción y límites de la evidencia</w:t>
       </w:r>
@@ -8218,17 +8138,17 @@
     </w:p>
     <w:p>
       <w:r>
-        <w:t>La versión 1.0.0 pasó 80 pruebas de regresión y verificaciones de GUI, wheel aislado y ejecutable. Esa evidencia comprueba implementación y distribución; no reemplaza validación de precisión física. Cada ejecución conserva configuración, semillas, datos, versiones y hashes. Deben conservarse los resultados desfavorables y la identidad de sus fuentes.</w:t>
+        <w:t>La versión 1.0.0 pasó 80 pruebas de regresión y verificaciones de GUI, wheel aislado y ejecutable. Esa evidencia comprueba implementación y distribución. No reemplaza validación de precisión física. Cada ejecución conserva configuración, semillas, datos, versiones y hashes. Deben conservarse los resultados desfavorables y la identidad de sus fuentes.</w:t>
       </w:r>
     </w:p>
     <w:p>
       <w:r>
-        <w:t>La revisión de botones utiliza widgets reales y diálogos con respuestas controladas; también comprueba Cargar ejemplo seguido de Simular para los nueve casos. Esta revisión verifica el despacho de los procedimientos, no el aspecto de todos los diálogos de Windows ni todos los estados posibles. Las copias de las tablas históricas en docs/validation_data conservan sus hashes y permiten regenerar este documento desde el código fuente.</w:t>
+        <w:t>La revisión de botones utiliza widgets reales y diálogos con respuestas controladas. También comprueba Cargar ejemplo seguido de Simular para los nueve casos. Esta revisión verifica el despacho de los procedimientos, no el aspecto de todos los diálogos de Windows ni todos los estados posibles. Las copias de las tablas históricas en docs/validation_data conservan sus hashes y permiten regenerar este documento desde el código fuente.</w:t>
       </w:r>
     </w:p>
     <w:p>
       <w:r>
-        <w:t>Faltan rutas reales independientes, caracterización de batería y motor, validación de probabilidades y evaluación de deriva observada. También se omiten dinámica directa, viento transversal, engranajes y envejecimiento. La originalidad académica necesita revisión sistemática de trabajos previos. Las referencias siguientes sustentan conceptos; no avalan los valores por defecto ni esta implementación particular.</w:t>
+        <w:t>Faltan rutas reales independientes, caracterización de batería y motor, validación de probabilidades y evaluación de deriva observada. También se omiten dinámica directa, viento transversal, engranajes y envejecimiento. La originalidad académica necesita revisión sistemática de trabajos previos. Las referencias siguientes sustentan conceptos. No avalan los valores por defecto ni esta implementación particular.</w:t>
       </w:r>
     </w:p>
     <w:p>
@@ -8245,7 +8165,7 @@
       <w:pPr>
         <w:pStyle w:val="Heading1"/>
       </w:pPr>
-      <w:bookmarkStart w:id="23" w:name="_Toc242195452"/>
+      <w:bookmarkStart w:id="23" w:name="_Toc242290381"/>
       <w:r>
         <w:lastRenderedPageBreak/>
         <w:t>9. Referencias académicas</w:t>
@@ -8256,7 +8176,7 @@
       <w:pPr>
         <w:pStyle w:val="Heading2"/>
       </w:pPr>
-      <w:bookmarkStart w:id="24" w:name="_Toc242195453"/>
+      <w:bookmarkStart w:id="24" w:name="_Toc242290382"/>
       <w:r>
         <w:t>9.1 Referencias académicas</w:t>
       </w:r>
@@ -8323,7 +8243,7 @@
         </w:r>
       </w:hyperlink>
       <w:r>
-        <w:t>. Mapas de eficiencia; no proporciona coeficientes universales.</w:t>
+        <w:t>. Mapas de eficiencia. No proporciona coeficientes universales.</w:t>
       </w:r>
     </w:p>
     <w:p>
@@ -8355,7 +8275,7 @@
         </w:r>
       </w:hyperlink>
       <w:r>
-        <w:t>. Contexto de combinación física y datos; este software utiliza residuos con árboles.</w:t>
+        <w:t>. Contexto de combinación física y datos. Este software utiliza residuos con árboles.</w:t>
       </w:r>
     </w:p>
     <w:p>
@@ -8442,7 +8362,7 @@
       <w:pPr>
         <w:pStyle w:val="Heading2"/>
       </w:pPr>
-      <w:bookmarkStart w:id="25" w:name="_Toc242195454"/>
+      <w:bookmarkStart w:id="25" w:name="_Toc242290383"/>
       <w:r>
         <w:t>Autoría y condiciones de uso</w:t>
       </w:r>
@@ -8450,7 +8370,7 @@
     </w:p>
     <w:p>
       <w:r>
-        <w:t>Autores: Francisco Javier Burgos Flórez y Juan Guillermo Popayán Hernández. Contacto: fjburgosf@gmail.com. Conserve CITATION.cff para citar el software. Los derechos y condiciones de uso son los indicados en LICENSE; no se presume una licencia abierta.</w:t>
+        <w:t>Autores: Francisco Javier Burgos Flórez y Juan Guillermo Popayán Hernández. Contacto: fjburgosf@gmail.com. Conserve CITATION.cff para citar el software. Los derechos y condiciones de uso son los indicados en LICENSE. No se presume una licencia abierta.</w:t>
       </w:r>
     </w:p>
     <w:sectPr>

--- a/docs/docx/Metodologia_cientifica_BikeEnergyLab_1.0.0.docx
+++ b/docs/docx/Metodologia_cientifica_BikeEnergyLab_1.0.0.docx
@@ -421,7 +421,7 @@
                 <w:rFonts w:cs="Calibri"/>
                 <w:lang w:val="es-CO"/>
               </w:rPr>
-              <w:t>Revisión editorial del 7 de octubre de 2026</w:t>
+              <w:t>Revisión de entrega del 8 de octubre de 2026</w:t>
             </w:r>
           </w:p>
         </w:tc>
@@ -561,7 +561,7 @@
       <w:r>
         <w:fldChar w:fldCharType="separate"/>
       </w:r>
-      <w:hyperlink w:anchor="_Toc242290358" w:history="1">
+      <w:hyperlink w:anchor="_Toc242339779" w:history="1">
         <w:r>
           <w:rPr>
             <w:rStyle w:val="Hyperlink"/>
@@ -588,7 +588,7 @@
             <w:noProof/>
             <w:webHidden/>
           </w:rPr>
-          <w:instrText xml:space="preserve"> PAGEREF _Toc242290358 \h </w:instrText>
+          <w:instrText xml:space="preserve"> PAGEREF _Toc242339779 \h </w:instrText>
         </w:r>
         <w:r>
           <w:rPr>
@@ -633,7 +633,7 @@
           <w:lang w:val="es-CO" w:eastAsia="es-CO"/>
         </w:rPr>
       </w:pPr>
-      <w:hyperlink w:anchor="_Toc242290359" w:history="1">
+      <w:hyperlink w:anchor="_Toc242339780" w:history="1">
         <w:r>
           <w:rPr>
             <w:rStyle w:val="Hyperlink"/>
@@ -660,7 +660,7 @@
             <w:noProof/>
             <w:webHidden/>
           </w:rPr>
-          <w:instrText xml:space="preserve"> PAGEREF _Toc242290359 \h </w:instrText>
+          <w:instrText xml:space="preserve"> PAGEREF _Toc242339780 \h </w:instrText>
         </w:r>
         <w:r>
           <w:rPr>
@@ -705,7 +705,7 @@
           <w:lang w:val="es-CO" w:eastAsia="es-CO"/>
         </w:rPr>
       </w:pPr>
-      <w:hyperlink w:anchor="_Toc242290360" w:history="1">
+      <w:hyperlink w:anchor="_Toc242339781" w:history="1">
         <w:r>
           <w:rPr>
             <w:rStyle w:val="Hyperlink"/>
@@ -732,7 +732,7 @@
             <w:noProof/>
             <w:webHidden/>
           </w:rPr>
-          <w:instrText xml:space="preserve"> PAGEREF _Toc242290360 \h </w:instrText>
+          <w:instrText xml:space="preserve"> PAGEREF _Toc242339781 \h </w:instrText>
         </w:r>
         <w:r>
           <w:rPr>
@@ -777,7 +777,7 @@
           <w:lang w:val="es-CO" w:eastAsia="es-CO"/>
         </w:rPr>
       </w:pPr>
-      <w:hyperlink w:anchor="_Toc242290361" w:history="1">
+      <w:hyperlink w:anchor="_Toc242339782" w:history="1">
         <w:r>
           <w:rPr>
             <w:rStyle w:val="Hyperlink"/>
@@ -804,7 +804,7 @@
             <w:noProof/>
             <w:webHidden/>
           </w:rPr>
-          <w:instrText xml:space="preserve"> PAGEREF _Toc242290361 \h </w:instrText>
+          <w:instrText xml:space="preserve"> PAGEREF _Toc242339782 \h </w:instrText>
         </w:r>
         <w:r>
           <w:rPr>
@@ -849,7 +849,7 @@
           <w:lang w:val="es-CO" w:eastAsia="es-CO"/>
         </w:rPr>
       </w:pPr>
-      <w:hyperlink w:anchor="_Toc242290362" w:history="1">
+      <w:hyperlink w:anchor="_Toc242339783" w:history="1">
         <w:r>
           <w:rPr>
             <w:rStyle w:val="Hyperlink"/>
@@ -876,7 +876,7 @@
             <w:noProof/>
             <w:webHidden/>
           </w:rPr>
-          <w:instrText xml:space="preserve"> PAGEREF _Toc242290362 \h </w:instrText>
+          <w:instrText xml:space="preserve"> PAGEREF _Toc242339783 \h </w:instrText>
         </w:r>
         <w:r>
           <w:rPr>
@@ -921,7 +921,7 @@
           <w:lang w:val="es-CO" w:eastAsia="es-CO"/>
         </w:rPr>
       </w:pPr>
-      <w:hyperlink w:anchor="_Toc242290363" w:history="1">
+      <w:hyperlink w:anchor="_Toc242339784" w:history="1">
         <w:r>
           <w:rPr>
             <w:rStyle w:val="Hyperlink"/>
@@ -948,7 +948,7 @@
             <w:noProof/>
             <w:webHidden/>
           </w:rPr>
-          <w:instrText xml:space="preserve"> PAGEREF _Toc242290363 \h </w:instrText>
+          <w:instrText xml:space="preserve"> PAGEREF _Toc242339784 \h </w:instrText>
         </w:r>
         <w:r>
           <w:rPr>
@@ -993,7 +993,7 @@
           <w:lang w:val="es-CO" w:eastAsia="es-CO"/>
         </w:rPr>
       </w:pPr>
-      <w:hyperlink w:anchor="_Toc242290364" w:history="1">
+      <w:hyperlink w:anchor="_Toc242339785" w:history="1">
         <w:r>
           <w:rPr>
             <w:rStyle w:val="Hyperlink"/>
@@ -1020,7 +1020,7 @@
             <w:noProof/>
             <w:webHidden/>
           </w:rPr>
-          <w:instrText xml:space="preserve"> PAGEREF _Toc242290364 \h </w:instrText>
+          <w:instrText xml:space="preserve"> PAGEREF _Toc242339785 \h </w:instrText>
         </w:r>
         <w:r>
           <w:rPr>
@@ -1065,7 +1065,7 @@
           <w:lang w:val="es-CO" w:eastAsia="es-CO"/>
         </w:rPr>
       </w:pPr>
-      <w:hyperlink w:anchor="_Toc242290365" w:history="1">
+      <w:hyperlink w:anchor="_Toc242339786" w:history="1">
         <w:r>
           <w:rPr>
             <w:rStyle w:val="Hyperlink"/>
@@ -1092,7 +1092,7 @@
             <w:noProof/>
             <w:webHidden/>
           </w:rPr>
-          <w:instrText xml:space="preserve"> PAGEREF _Toc242290365 \h </w:instrText>
+          <w:instrText xml:space="preserve"> PAGEREF _Toc242339786 \h </w:instrText>
         </w:r>
         <w:r>
           <w:rPr>
@@ -1137,7 +1137,7 @@
           <w:lang w:val="es-CO" w:eastAsia="es-CO"/>
         </w:rPr>
       </w:pPr>
-      <w:hyperlink w:anchor="_Toc242290366" w:history="1">
+      <w:hyperlink w:anchor="_Toc242339787" w:history="1">
         <w:r>
           <w:rPr>
             <w:rStyle w:val="Hyperlink"/>
@@ -1164,7 +1164,7 @@
             <w:noProof/>
             <w:webHidden/>
           </w:rPr>
-          <w:instrText xml:space="preserve"> PAGEREF _Toc242290366 \h </w:instrText>
+          <w:instrText xml:space="preserve"> PAGEREF _Toc242339787 \h </w:instrText>
         </w:r>
         <w:r>
           <w:rPr>
@@ -1209,7 +1209,7 @@
           <w:lang w:val="es-CO" w:eastAsia="es-CO"/>
         </w:rPr>
       </w:pPr>
-      <w:hyperlink w:anchor="_Toc242290367" w:history="1">
+      <w:hyperlink w:anchor="_Toc242339788" w:history="1">
         <w:r>
           <w:rPr>
             <w:rStyle w:val="Hyperlink"/>
@@ -1236,7 +1236,7 @@
             <w:noProof/>
             <w:webHidden/>
           </w:rPr>
-          <w:instrText xml:space="preserve"> PAGEREF _Toc242290367 \h </w:instrText>
+          <w:instrText xml:space="preserve"> PAGEREF _Toc242339788 \h </w:instrText>
         </w:r>
         <w:r>
           <w:rPr>
@@ -1281,7 +1281,7 @@
           <w:lang w:val="es-CO" w:eastAsia="es-CO"/>
         </w:rPr>
       </w:pPr>
-      <w:hyperlink w:anchor="_Toc242290368" w:history="1">
+      <w:hyperlink w:anchor="_Toc242339789" w:history="1">
         <w:r>
           <w:rPr>
             <w:rStyle w:val="Hyperlink"/>
@@ -1308,7 +1308,7 @@
             <w:noProof/>
             <w:webHidden/>
           </w:rPr>
-          <w:instrText xml:space="preserve"> PAGEREF _Toc242290368 \h </w:instrText>
+          <w:instrText xml:space="preserve"> PAGEREF _Toc242339789 \h </w:instrText>
         </w:r>
         <w:r>
           <w:rPr>
@@ -1353,7 +1353,7 @@
           <w:lang w:val="es-CO" w:eastAsia="es-CO"/>
         </w:rPr>
       </w:pPr>
-      <w:hyperlink w:anchor="_Toc242290369" w:history="1">
+      <w:hyperlink w:anchor="_Toc242339790" w:history="1">
         <w:r>
           <w:rPr>
             <w:rStyle w:val="Hyperlink"/>
@@ -1380,7 +1380,7 @@
             <w:noProof/>
             <w:webHidden/>
           </w:rPr>
-          <w:instrText xml:space="preserve"> PAGEREF _Toc242290369 \h </w:instrText>
+          <w:instrText xml:space="preserve"> PAGEREF _Toc242339790 \h </w:instrText>
         </w:r>
         <w:r>
           <w:rPr>
@@ -1425,7 +1425,7 @@
           <w:lang w:val="es-CO" w:eastAsia="es-CO"/>
         </w:rPr>
       </w:pPr>
-      <w:hyperlink w:anchor="_Toc242290370" w:history="1">
+      <w:hyperlink w:anchor="_Toc242339791" w:history="1">
         <w:r>
           <w:rPr>
             <w:rStyle w:val="Hyperlink"/>
@@ -1452,7 +1452,7 @@
             <w:noProof/>
             <w:webHidden/>
           </w:rPr>
-          <w:instrText xml:space="preserve"> PAGEREF _Toc242290370 \h </w:instrText>
+          <w:instrText xml:space="preserve"> PAGEREF _Toc242339791 \h </w:instrText>
         </w:r>
         <w:r>
           <w:rPr>
@@ -1497,7 +1497,7 @@
           <w:lang w:val="es-CO" w:eastAsia="es-CO"/>
         </w:rPr>
       </w:pPr>
-      <w:hyperlink w:anchor="_Toc242290371" w:history="1">
+      <w:hyperlink w:anchor="_Toc242339792" w:history="1">
         <w:r>
           <w:rPr>
             <w:rStyle w:val="Hyperlink"/>
@@ -1524,7 +1524,7 @@
             <w:noProof/>
             <w:webHidden/>
           </w:rPr>
-          <w:instrText xml:space="preserve"> PAGEREF _Toc242290371 \h </w:instrText>
+          <w:instrText xml:space="preserve"> PAGEREF _Toc242339792 \h </w:instrText>
         </w:r>
         <w:r>
           <w:rPr>
@@ -1569,7 +1569,7 @@
           <w:lang w:val="es-CO" w:eastAsia="es-CO"/>
         </w:rPr>
       </w:pPr>
-      <w:hyperlink w:anchor="_Toc242290372" w:history="1">
+      <w:hyperlink w:anchor="_Toc242339793" w:history="1">
         <w:r>
           <w:rPr>
             <w:rStyle w:val="Hyperlink"/>
@@ -1596,7 +1596,7 @@
             <w:noProof/>
             <w:webHidden/>
           </w:rPr>
-          <w:instrText xml:space="preserve"> PAGEREF _Toc242290372 \h </w:instrText>
+          <w:instrText xml:space="preserve"> PAGEREF _Toc242339793 \h </w:instrText>
         </w:r>
         <w:r>
           <w:rPr>
@@ -1641,7 +1641,7 @@
           <w:lang w:val="es-CO" w:eastAsia="es-CO"/>
         </w:rPr>
       </w:pPr>
-      <w:hyperlink w:anchor="_Toc242290373" w:history="1">
+      <w:hyperlink w:anchor="_Toc242339794" w:history="1">
         <w:r>
           <w:rPr>
             <w:rStyle w:val="Hyperlink"/>
@@ -1668,7 +1668,7 @@
             <w:noProof/>
             <w:webHidden/>
           </w:rPr>
-          <w:instrText xml:space="preserve"> PAGEREF _Toc242290373 \h </w:instrText>
+          <w:instrText xml:space="preserve"> PAGEREF _Toc242339794 \h </w:instrText>
         </w:r>
         <w:r>
           <w:rPr>
@@ -1713,7 +1713,7 @@
           <w:lang w:val="es-CO" w:eastAsia="es-CO"/>
         </w:rPr>
       </w:pPr>
-      <w:hyperlink w:anchor="_Toc242290374" w:history="1">
+      <w:hyperlink w:anchor="_Toc242339795" w:history="1">
         <w:r>
           <w:rPr>
             <w:rStyle w:val="Hyperlink"/>
@@ -1740,7 +1740,7 @@
             <w:noProof/>
             <w:webHidden/>
           </w:rPr>
-          <w:instrText xml:space="preserve"> PAGEREF _Toc242290374 \h </w:instrText>
+          <w:instrText xml:space="preserve"> PAGEREF _Toc242339795 \h </w:instrText>
         </w:r>
         <w:r>
           <w:rPr>
@@ -1785,7 +1785,7 @@
           <w:lang w:val="es-CO" w:eastAsia="es-CO"/>
         </w:rPr>
       </w:pPr>
-      <w:hyperlink w:anchor="_Toc242290375" w:history="1">
+      <w:hyperlink w:anchor="_Toc242339796" w:history="1">
         <w:r>
           <w:rPr>
             <w:rStyle w:val="Hyperlink"/>
@@ -1812,7 +1812,7 @@
             <w:noProof/>
             <w:webHidden/>
           </w:rPr>
-          <w:instrText xml:space="preserve"> PAGEREF _Toc242290375 \h </w:instrText>
+          <w:instrText xml:space="preserve"> PAGEREF _Toc242339796 \h </w:instrText>
         </w:r>
         <w:r>
           <w:rPr>
@@ -1857,7 +1857,7 @@
           <w:lang w:val="es-CO" w:eastAsia="es-CO"/>
         </w:rPr>
       </w:pPr>
-      <w:hyperlink w:anchor="_Toc242290376" w:history="1">
+      <w:hyperlink w:anchor="_Toc242339797" w:history="1">
         <w:r>
           <w:rPr>
             <w:rStyle w:val="Hyperlink"/>
@@ -1884,7 +1884,7 @@
             <w:noProof/>
             <w:webHidden/>
           </w:rPr>
-          <w:instrText xml:space="preserve"> PAGEREF _Toc242290376 \h </w:instrText>
+          <w:instrText xml:space="preserve"> PAGEREF _Toc242339797 \h </w:instrText>
         </w:r>
         <w:r>
           <w:rPr>
@@ -1929,7 +1929,7 @@
           <w:lang w:val="es-CO" w:eastAsia="es-CO"/>
         </w:rPr>
       </w:pPr>
-      <w:hyperlink w:anchor="_Toc242290377" w:history="1">
+      <w:hyperlink w:anchor="_Toc242339798" w:history="1">
         <w:r>
           <w:rPr>
             <w:rStyle w:val="Hyperlink"/>
@@ -1956,7 +1956,7 @@
             <w:noProof/>
             <w:webHidden/>
           </w:rPr>
-          <w:instrText xml:space="preserve"> PAGEREF _Toc242290377 \h </w:instrText>
+          <w:instrText xml:space="preserve"> PAGEREF _Toc242339798 \h </w:instrText>
         </w:r>
         <w:r>
           <w:rPr>
@@ -2001,7 +2001,7 @@
           <w:lang w:val="es-CO" w:eastAsia="es-CO"/>
         </w:rPr>
       </w:pPr>
-      <w:hyperlink w:anchor="_Toc242290378" w:history="1">
+      <w:hyperlink w:anchor="_Toc242339799" w:history="1">
         <w:r>
           <w:rPr>
             <w:rStyle w:val="Hyperlink"/>
@@ -2028,7 +2028,7 @@
             <w:noProof/>
             <w:webHidden/>
           </w:rPr>
-          <w:instrText xml:space="preserve"> PAGEREF _Toc242290378 \h </w:instrText>
+          <w:instrText xml:space="preserve"> PAGEREF _Toc242339799 \h </w:instrText>
         </w:r>
         <w:r>
           <w:rPr>
@@ -2073,7 +2073,7 @@
           <w:lang w:val="es-CO" w:eastAsia="es-CO"/>
         </w:rPr>
       </w:pPr>
-      <w:hyperlink w:anchor="_Toc242290379" w:history="1">
+      <w:hyperlink w:anchor="_Toc242339800" w:history="1">
         <w:r>
           <w:rPr>
             <w:rStyle w:val="Hyperlink"/>
@@ -2100,7 +2100,7 @@
             <w:noProof/>
             <w:webHidden/>
           </w:rPr>
-          <w:instrText xml:space="preserve"> PAGEREF _Toc242290379 \h </w:instrText>
+          <w:instrText xml:space="preserve"> PAGEREF _Toc242339800 \h </w:instrText>
         </w:r>
         <w:r>
           <w:rPr>
@@ -2145,7 +2145,7 @@
           <w:lang w:val="es-CO" w:eastAsia="es-CO"/>
         </w:rPr>
       </w:pPr>
-      <w:hyperlink w:anchor="_Toc242290380" w:history="1">
+      <w:hyperlink w:anchor="_Toc242339801" w:history="1">
         <w:r>
           <w:rPr>
             <w:rStyle w:val="Hyperlink"/>
@@ -2172,7 +2172,7 @@
             <w:noProof/>
             <w:webHidden/>
           </w:rPr>
-          <w:instrText xml:space="preserve"> PAGEREF _Toc242290380 \h </w:instrText>
+          <w:instrText xml:space="preserve"> PAGEREF _Toc242339801 \h </w:instrText>
         </w:r>
         <w:r>
           <w:rPr>
@@ -2217,7 +2217,7 @@
           <w:lang w:val="es-CO" w:eastAsia="es-CO"/>
         </w:rPr>
       </w:pPr>
-      <w:hyperlink w:anchor="_Toc242290381" w:history="1">
+      <w:hyperlink w:anchor="_Toc242339802" w:history="1">
         <w:r>
           <w:rPr>
             <w:rStyle w:val="Hyperlink"/>
@@ -2244,7 +2244,7 @@
             <w:noProof/>
             <w:webHidden/>
           </w:rPr>
-          <w:instrText xml:space="preserve"> PAGEREF _Toc242290381 \h </w:instrText>
+          <w:instrText xml:space="preserve"> PAGEREF _Toc242339802 \h </w:instrText>
         </w:r>
         <w:r>
           <w:rPr>
@@ -2289,7 +2289,7 @@
           <w:lang w:val="es-CO" w:eastAsia="es-CO"/>
         </w:rPr>
       </w:pPr>
-      <w:hyperlink w:anchor="_Toc242290382" w:history="1">
+      <w:hyperlink w:anchor="_Toc242339803" w:history="1">
         <w:r>
           <w:rPr>
             <w:rStyle w:val="Hyperlink"/>
@@ -2316,7 +2316,7 @@
             <w:noProof/>
             <w:webHidden/>
           </w:rPr>
-          <w:instrText xml:space="preserve"> PAGEREF _Toc242290382 \h </w:instrText>
+          <w:instrText xml:space="preserve"> PAGEREF _Toc242339803 \h </w:instrText>
         </w:r>
         <w:r>
           <w:rPr>
@@ -2361,7 +2361,7 @@
           <w:lang w:val="es-CO" w:eastAsia="es-CO"/>
         </w:rPr>
       </w:pPr>
-      <w:hyperlink w:anchor="_Toc242290383" w:history="1">
+      <w:hyperlink w:anchor="_Toc242339804" w:history="1">
         <w:r>
           <w:rPr>
             <w:rStyle w:val="Hyperlink"/>
@@ -2388,7 +2388,7 @@
             <w:noProof/>
             <w:webHidden/>
           </w:rPr>
-          <w:instrText xml:space="preserve"> PAGEREF _Toc242290383 \h </w:instrText>
+          <w:instrText xml:space="preserve"> PAGEREF _Toc242339804 \h </w:instrText>
         </w:r>
         <w:r>
           <w:rPr>
@@ -2439,7 +2439,7 @@
       <w:pPr>
         <w:pStyle w:val="Heading1"/>
       </w:pPr>
-      <w:bookmarkStart w:id="0" w:name="_Toc242290358"/>
+      <w:bookmarkStart w:id="0" w:name="_Toc242339779"/>
       <w:r>
         <w:lastRenderedPageBreak/>
         <w:t>1. Introducción y alcance</w:t>
@@ -2450,7 +2450,7 @@
       <w:pPr>
         <w:pStyle w:val="Heading2"/>
       </w:pPr>
-      <w:bookmarkStart w:id="1" w:name="_Toc242290359"/>
+      <w:bookmarkStart w:id="1" w:name="_Toc242339780"/>
       <w:r>
         <w:t>1.1 Pregunta de investigación y alcance</w:t>
       </w:r>
@@ -2481,7 +2481,7 @@
       <w:pPr>
         <w:pStyle w:val="Heading1"/>
       </w:pPr>
-      <w:bookmarkStart w:id="2" w:name="_Toc242290360"/>
+      <w:bookmarkStart w:id="2" w:name="_Toc242339781"/>
       <w:r>
         <w:lastRenderedPageBreak/>
         <w:t>2. Unidades y convenciones</w:t>
@@ -2492,7 +2492,7 @@
       <w:pPr>
         <w:pStyle w:val="Heading2"/>
       </w:pPr>
-      <w:bookmarkStart w:id="3" w:name="_Toc242290361"/>
+      <w:bookmarkStart w:id="3" w:name="_Toc242339782"/>
       <w:r>
         <w:t>2.1 Unidades y convenciones</w:t>
       </w:r>
@@ -3069,7 +3069,7 @@
       <w:pPr>
         <w:pStyle w:val="Heading1"/>
       </w:pPr>
-      <w:bookmarkStart w:id="4" w:name="_Toc242290362"/>
+      <w:bookmarkStart w:id="4" w:name="_Toc242339783"/>
       <w:r>
         <w:lastRenderedPageBreak/>
         <w:t>3. Fuerzas y sistema de propulsión</w:t>
@@ -3080,7 +3080,7 @@
       <w:pPr>
         <w:pStyle w:val="Heading2"/>
       </w:pPr>
-      <w:bookmarkStart w:id="5" w:name="_Toc242290363"/>
+      <w:bookmarkStart w:id="5" w:name="_Toc242339784"/>
       <w:r>
         <w:t>3.1 Fuerzas y potencia longitudinal</w:t>
       </w:r>
@@ -3953,7 +3953,7 @@
       <w:pPr>
         <w:pStyle w:val="Heading2"/>
       </w:pPr>
-      <w:bookmarkStart w:id="6" w:name="_Toc242290364"/>
+      <w:bookmarkStart w:id="6" w:name="_Toc242339785"/>
       <w:r>
         <w:t>3.2 Ciclista transmisión y motor</w:t>
       </w:r>
@@ -4421,7 +4421,7 @@
       <w:pPr>
         <w:pStyle w:val="Heading1"/>
       </w:pPr>
-      <w:bookmarkStart w:id="7" w:name="_Toc242290365"/>
+      <w:bookmarkStart w:id="7" w:name="_Toc242339786"/>
       <w:r>
         <w:lastRenderedPageBreak/>
         <w:t>4. Batería y balance energético</w:t>
@@ -4432,7 +4432,7 @@
       <w:pPr>
         <w:pStyle w:val="Heading2"/>
       </w:pPr>
-      <w:bookmarkStart w:id="8" w:name="_Toc242290366"/>
+      <w:bookmarkStart w:id="8" w:name="_Toc242339787"/>
       <w:r>
         <w:t>4.1 Batería energética y estado de carga</w:t>
       </w:r>
@@ -4889,7 +4889,7 @@
       <w:pPr>
         <w:pStyle w:val="Heading2"/>
       </w:pPr>
-      <w:bookmarkStart w:id="9" w:name="_Toc242290367"/>
+      <w:bookmarkStart w:id="9" w:name="_Toc242339788"/>
       <w:r>
         <w:t>4.2 Circuito equivalente de batería</w:t>
       </w:r>
@@ -5335,7 +5335,7 @@
       <w:pPr>
         <w:pStyle w:val="Heading2"/>
       </w:pPr>
-      <w:bookmarkStart w:id="10" w:name="_Toc242290368"/>
+      <w:bookmarkStart w:id="10" w:name="_Toc242339789"/>
       <w:r>
         <w:t>4.3 Límites regeneración y balance</w:t>
       </w:r>
@@ -5506,7 +5506,7 @@
       <w:pPr>
         <w:pStyle w:val="Heading1"/>
       </w:pPr>
-      <w:bookmarkStart w:id="11" w:name="_Toc242290369"/>
+      <w:bookmarkStart w:id="11" w:name="_Toc242339790"/>
       <w:r>
         <w:lastRenderedPageBreak/>
         <w:t>5. Calibración y aprendizaje residual</w:t>
@@ -5517,7 +5517,7 @@
       <w:pPr>
         <w:pStyle w:val="Heading2"/>
       </w:pPr>
-      <w:bookmarkStart w:id="12" w:name="_Toc242290370"/>
+      <w:bookmarkStart w:id="12" w:name="_Toc242339791"/>
       <w:r>
         <w:t>5.1 Calibración e identificabilidad</w:t>
       </w:r>
@@ -5780,7 +5780,7 @@
       <w:pPr>
         <w:pStyle w:val="Heading2"/>
       </w:pPr>
-      <w:bookmarkStart w:id="13" w:name="_Toc242290371"/>
+      <w:bookmarkStart w:id="13" w:name="_Toc242339792"/>
       <w:r>
         <w:t>5.2 Aprendizaje residual y modelos comparados</w:t>
       </w:r>
@@ -6293,7 +6293,7 @@
       <w:pPr>
         <w:pStyle w:val="Heading2"/>
       </w:pPr>
-      <w:bookmarkStart w:id="14" w:name="_Toc242290372"/>
+      <w:bookmarkStart w:id="14" w:name="_Toc242339793"/>
       <w:r>
         <w:t>5.3 Compuerta de confianza y soporte OOD</w:t>
       </w:r>
@@ -6497,7 +6497,7 @@
       <w:pPr>
         <w:pStyle w:val="Heading1"/>
       </w:pPr>
-      <w:bookmarkStart w:id="15" w:name="_Toc242290373"/>
+      <w:bookmarkStart w:id="15" w:name="_Toc242339794"/>
       <w:r>
         <w:lastRenderedPageBreak/>
         <w:t>6. Incertidumbre misión y sensibilidad</w:t>
@@ -6508,7 +6508,7 @@
       <w:pPr>
         <w:pStyle w:val="Heading2"/>
       </w:pPr>
-      <w:bookmarkStart w:id="16" w:name="_Toc242290374"/>
+      <w:bookmarkStart w:id="16" w:name="_Toc242339795"/>
       <w:r>
         <w:t>6.1 Intervalos y propagación de incertidumbre</w:t>
       </w:r>
@@ -6694,7 +6694,7 @@
       <w:pPr>
         <w:pStyle w:val="Heading2"/>
       </w:pPr>
-      <w:bookmarkStart w:id="17" w:name="_Toc242290375"/>
+      <w:bookmarkStart w:id="17" w:name="_Toc242339796"/>
       <w:r>
         <w:t>6.2 Misión autonomía y trayectorias</w:t>
       </w:r>
@@ -6780,7 +6780,7 @@
       <w:pPr>
         <w:pStyle w:val="Heading2"/>
       </w:pPr>
-      <w:bookmarkStart w:id="18" w:name="_Toc242290376"/>
+      <w:bookmarkStart w:id="18" w:name="_Toc242339797"/>
       <w:r>
         <w:t>6.3 Sensibilidad local y global</w:t>
       </w:r>
@@ -7203,7 +7203,7 @@
       <w:pPr>
         <w:pStyle w:val="Heading1"/>
       </w:pPr>
-      <w:bookmarkStart w:id="19" w:name="_Toc242290377"/>
+      <w:bookmarkStart w:id="19" w:name="_Toc242339798"/>
       <w:r>
         <w:lastRenderedPageBreak/>
         <w:t>7. Protocolos y resultados</w:t>
@@ -7214,7 +7214,7 @@
       <w:pPr>
         <w:pStyle w:val="Heading2"/>
       </w:pPr>
-      <w:bookmarkStart w:id="20" w:name="_Toc242290378"/>
+      <w:bookmarkStart w:id="20" w:name="_Toc242339799"/>
       <w:r>
         <w:t>7.1 Protocolos y resultados sintéticos</w:t>
       </w:r>
@@ -8102,7 +8102,7 @@
       <w:pPr>
         <w:pStyle w:val="Heading1"/>
       </w:pPr>
-      <w:bookmarkStart w:id="21" w:name="_Toc242290379"/>
+      <w:bookmarkStart w:id="21" w:name="_Toc242339800"/>
       <w:r>
         <w:lastRenderedPageBreak/>
         <w:t>8. Reproducción y límites</w:t>
@@ -8113,7 +8113,7 @@
       <w:pPr>
         <w:pStyle w:val="Heading2"/>
       </w:pPr>
-      <w:bookmarkStart w:id="22" w:name="_Toc242290380"/>
+      <w:bookmarkStart w:id="22" w:name="_Toc242339801"/>
       <w:r>
         <w:t>8.1 Reproducción y límites de la evidencia</w:t>
       </w:r>
@@ -8165,7 +8165,7 @@
       <w:pPr>
         <w:pStyle w:val="Heading1"/>
       </w:pPr>
-      <w:bookmarkStart w:id="23" w:name="_Toc242290381"/>
+      <w:bookmarkStart w:id="23" w:name="_Toc242339802"/>
       <w:r>
         <w:lastRenderedPageBreak/>
         <w:t>9. Referencias académicas</w:t>
@@ -8176,7 +8176,7 @@
       <w:pPr>
         <w:pStyle w:val="Heading2"/>
       </w:pPr>
-      <w:bookmarkStart w:id="24" w:name="_Toc242290382"/>
+      <w:bookmarkStart w:id="24" w:name="_Toc242339803"/>
       <w:r>
         <w:t>9.1 Referencias académicas</w:t>
       </w:r>
@@ -8362,7 +8362,7 @@
       <w:pPr>
         <w:pStyle w:val="Heading2"/>
       </w:pPr>
-      <w:bookmarkStart w:id="25" w:name="_Toc242290383"/>
+      <w:bookmarkStart w:id="25" w:name="_Toc242339804"/>
       <w:r>
         <w:t>Autoría y condiciones de uso</w:t>
       </w:r>
